--- a/templates/QUICK REPORT/SUBSTATION CONFIGURATION/7. OD 1 TX 1 FP VI.docx
+++ b/templates/QUICK REPORT/SUBSTATION CONFIGURATION/7. OD 1 TX 1 FP VI.docx
@@ -83,6 +83,7 @@
               <w:bottom w:val="single" w:sz="4" w:space="0" w:color="auto"/>
               <w:right w:val="single" w:sz="4" w:space="0" w:color="auto"/>
             </w:tcBorders>
+            <w:vAlign w:val="center"/>
           </w:tcPr>
           <w:p>
             <w:pPr>
@@ -137,6 +138,7 @@
               <w:left w:val="single" w:sz="4" w:space="0" w:color="auto"/>
               <w:bottom w:val="single" w:sz="4" w:space="0" w:color="auto"/>
             </w:tcBorders>
+            <w:vAlign w:val="center"/>
           </w:tcPr>
           <w:p>
             <w:pPr>
@@ -299,6 +301,7 @@
               <w:bottom w:val="single" w:sz="4" w:space="0" w:color="auto"/>
               <w:right w:val="single" w:sz="4" w:space="0" w:color="auto"/>
             </w:tcBorders>
+            <w:vAlign w:val="center"/>
           </w:tcPr>
           <w:p>
             <w:pPr>
@@ -347,6 +350,7 @@
               <w:left w:val="single" w:sz="4" w:space="0" w:color="auto"/>
               <w:bottom w:val="single" w:sz="4" w:space="0" w:color="auto"/>
             </w:tcBorders>
+            <w:vAlign w:val="center"/>
           </w:tcPr>
           <w:p>
             <w:pPr>
@@ -516,6 +520,7 @@
               <w:bottom w:val="single" w:sz="4" w:space="0" w:color="auto"/>
               <w:right w:val="single" w:sz="4" w:space="0" w:color="auto"/>
             </w:tcBorders>
+            <w:vAlign w:val="center"/>
           </w:tcPr>
           <w:p>
             <w:pPr>
@@ -565,6 +570,7 @@
               <w:left w:val="single" w:sz="4" w:space="0" w:color="auto"/>
               <w:bottom w:val="single" w:sz="4" w:space="0" w:color="auto"/>
             </w:tcBorders>
+            <w:vAlign w:val="center"/>
           </w:tcPr>
           <w:p>
             <w:pPr>
@@ -729,6 +735,7 @@
               <w:bottom w:val="single" w:sz="4" w:space="0" w:color="auto"/>
               <w:right w:val="single" w:sz="4" w:space="0" w:color="auto"/>
             </w:tcBorders>
+            <w:vAlign w:val="center"/>
           </w:tcPr>
           <w:p>
             <w:pPr>
@@ -776,6 +783,7 @@
               <w:left w:val="single" w:sz="4" w:space="0" w:color="auto"/>
               <w:bottom w:val="single" w:sz="4" w:space="0" w:color="auto"/>
             </w:tcBorders>
+            <w:vAlign w:val="center"/>
           </w:tcPr>
           <w:p>
             <w:pPr>
@@ -945,6 +953,7 @@
               <w:bottom w:val="single" w:sz="4" w:space="0" w:color="auto"/>
               <w:right w:val="single" w:sz="4" w:space="0" w:color="auto"/>
             </w:tcBorders>
+            <w:vAlign w:val="center"/>
           </w:tcPr>
           <w:p>
             <w:pPr>
@@ -995,6 +1004,7 @@
               <w:bottom w:val="single" w:sz="4" w:space="0" w:color="auto"/>
               <w:right w:val="single" w:sz="4" w:space="0" w:color="auto"/>
             </w:tcBorders>
+            <w:vAlign w:val="center"/>
           </w:tcPr>
           <w:p>
             <w:pPr>
@@ -1161,6 +1171,7 @@
               <w:bottom w:val="single" w:sz="4" w:space="0" w:color="auto"/>
               <w:right w:val="single" w:sz="4" w:space="0" w:color="auto"/>
             </w:tcBorders>
+            <w:vAlign w:val="center"/>
           </w:tcPr>
           <w:p>
             <w:pPr>

--- a/templates/QUICK REPORT/SUBSTATION CONFIGURATION/7. OD 1 TX 1 FP VI.docx
+++ b/templates/QUICK REPORT/SUBSTATION CONFIGURATION/7. OD 1 TX 1 FP VI.docx
@@ -7,7 +7,7 @@
         <w:spacing w:after="0"/>
         <w:jc w:val="center"/>
         <w:rPr>
-          <w:rFonts w:ascii="Tahoma" w:hAnsi="Tahoma" w:cs="Tahoma"/>
+          <w:rFonts w:cstheme="minorHAnsi"/>
           <w:b/>
           <w:sz w:val="32"/>
           <w:szCs w:val="32"/>
@@ -16,7 +16,7 @@
       </w:pPr>
       <w:r>
         <w:rPr>
-          <w:rFonts w:ascii="Tahoma" w:hAnsi="Tahoma" w:cs="Tahoma"/>
+          <w:rFonts w:cstheme="minorHAnsi"/>
           <w:b/>
           <w:sz w:val="32"/>
           <w:szCs w:val="32"/>
@@ -26,7 +26,7 @@
       </w:r>
       <w:r>
         <w:rPr>
-          <w:rFonts w:ascii="Tahoma" w:hAnsi="Tahoma" w:cs="Tahoma"/>
+          <w:rFonts w:cstheme="minorHAnsi"/>
           <w:b/>
           <w:sz w:val="32"/>
           <w:szCs w:val="32"/>
@@ -36,7 +36,7 @@
       </w:r>
       <w:r>
         <w:rPr>
-          <w:rFonts w:ascii="Tahoma" w:hAnsi="Tahoma" w:cs="Tahoma"/>
+          <w:rFonts w:cstheme="minorHAnsi"/>
           <w:b/>
           <w:sz w:val="32"/>
           <w:szCs w:val="32"/>
@@ -49,7 +49,7 @@
       <w:pPr>
         <w:spacing w:after="0"/>
         <w:rPr>
-          <w:rFonts w:ascii="Tahoma" w:hAnsi="Tahoma" w:cs="Tahoma"/>
+          <w:rFonts w:cstheme="minorHAnsi"/>
           <w:b/>
           <w:u w:val="single"/>
         </w:rPr>
@@ -90,20 +90,20 @@
               <w:spacing w:after="0" w:line="240" w:lineRule="auto"/>
               <w:jc w:val="center"/>
               <w:rPr>
-                <w:rFonts w:ascii="Tahoma" w:hAnsi="Tahoma" w:cs="Tahoma"/>
+                <w:rFonts w:cstheme="minorHAnsi"/>
                 <w:b/>
               </w:rPr>
             </w:pPr>
             <w:r>
               <w:rPr>
-                <w:rFonts w:ascii="Tahoma" w:hAnsi="Tahoma" w:cs="Tahoma"/>
+                <w:rFonts w:cstheme="minorHAnsi"/>
                 <w:b/>
               </w:rPr>
               <w:t>SUBSTATION</w:t>
             </w:r>
             <w:r>
               <w:rPr>
-                <w:rFonts w:ascii="Tahoma" w:hAnsi="Tahoma" w:cs="Tahoma"/>
+                <w:rFonts w:cstheme="minorHAnsi"/>
                 <w:b/>
               </w:rPr>
               <w:t xml:space="preserve"> OVERVIEW</w:t>
@@ -125,33 +125,33 @@
               <w:spacing w:after="0" w:line="240" w:lineRule="auto"/>
               <w:jc w:val="center"/>
               <w:rPr>
-                <w:rFonts w:ascii="Tahoma" w:hAnsi="Tahoma" w:cs="Tahoma"/>
-                <w:b/>
-              </w:rPr>
-            </w:pPr>
-          </w:p>
-        </w:tc>
-        <w:tc>
-          <w:tcPr>
-            <w:tcW w:w="4819" w:type="dxa"/>
-            <w:tcBorders>
-              <w:left w:val="single" w:sz="4" w:space="0" w:color="auto"/>
-              <w:bottom w:val="single" w:sz="4" w:space="0" w:color="auto"/>
-            </w:tcBorders>
-            <w:vAlign w:val="center"/>
-          </w:tcPr>
-          <w:p>
-            <w:pPr>
-              <w:spacing w:after="0" w:line="240" w:lineRule="auto"/>
-              <w:jc w:val="center"/>
-              <w:rPr>
-                <w:rFonts w:ascii="Tahoma" w:hAnsi="Tahoma" w:cs="Tahoma"/>
+                <w:rFonts w:cstheme="minorHAnsi"/>
+                <w:b/>
+              </w:rPr>
+            </w:pPr>
+          </w:p>
+        </w:tc>
+        <w:tc>
+          <w:tcPr>
+            <w:tcW w:w="4819" w:type="dxa"/>
+            <w:tcBorders>
+              <w:left w:val="single" w:sz="4" w:space="0" w:color="auto"/>
+              <w:bottom w:val="single" w:sz="4" w:space="0" w:color="auto"/>
+            </w:tcBorders>
+            <w:vAlign w:val="center"/>
+          </w:tcPr>
+          <w:p>
+            <w:pPr>
+              <w:spacing w:after="0" w:line="240" w:lineRule="auto"/>
+              <w:jc w:val="center"/>
+              <w:rPr>
+                <w:rFonts w:cstheme="minorHAnsi"/>
                 <w:b/>
               </w:rPr>
             </w:pPr>
             <w:r>
               <w:rPr>
-                <w:rFonts w:ascii="Tahoma" w:hAnsi="Tahoma" w:cs="Tahoma"/>
+                <w:rFonts w:cstheme="minorHAnsi"/>
                 <w:b/>
               </w:rPr>
               <w:t>SIGNBOARD</w:t>
@@ -177,7 +177,7 @@
               <w:spacing w:after="0" w:line="240" w:lineRule="auto"/>
               <w:jc w:val="center"/>
               <w:rPr>
-                <w:rFonts w:ascii="Tahoma" w:hAnsi="Tahoma" w:cs="Tahoma"/>
+                <w:rFonts w:cstheme="minorHAnsi"/>
                 <w:b/>
               </w:rPr>
             </w:pPr>
@@ -199,27 +199,27 @@
               <w:spacing w:after="0" w:line="240" w:lineRule="auto"/>
               <w:jc w:val="center"/>
               <w:rPr>
-                <w:rFonts w:ascii="Tahoma" w:hAnsi="Tahoma" w:cs="Tahoma"/>
-                <w:b/>
-              </w:rPr>
-            </w:pPr>
-          </w:p>
-        </w:tc>
-        <w:tc>
-          <w:tcPr>
-            <w:tcW w:w="4819" w:type="dxa"/>
-            <w:tcBorders>
-              <w:left w:val="single" w:sz="4" w:space="0" w:color="auto"/>
-              <w:bottom w:val="single" w:sz="4" w:space="0" w:color="auto"/>
-            </w:tcBorders>
-            <w:vAlign w:val="center"/>
-          </w:tcPr>
-          <w:p>
-            <w:pPr>
-              <w:spacing w:after="0" w:line="240" w:lineRule="auto"/>
-              <w:jc w:val="center"/>
-              <w:rPr>
-                <w:rFonts w:ascii="Tahoma" w:hAnsi="Tahoma" w:cs="Tahoma"/>
+                <w:rFonts w:cstheme="minorHAnsi"/>
+                <w:b/>
+              </w:rPr>
+            </w:pPr>
+          </w:p>
+        </w:tc>
+        <w:tc>
+          <w:tcPr>
+            <w:tcW w:w="4819" w:type="dxa"/>
+            <w:tcBorders>
+              <w:left w:val="single" w:sz="4" w:space="0" w:color="auto"/>
+              <w:bottom w:val="single" w:sz="4" w:space="0" w:color="auto"/>
+            </w:tcBorders>
+            <w:vAlign w:val="center"/>
+          </w:tcPr>
+          <w:p>
+            <w:pPr>
+              <w:spacing w:after="0" w:line="240" w:lineRule="auto"/>
+              <w:jc w:val="center"/>
+              <w:rPr>
+                <w:rFonts w:cstheme="minorHAnsi"/>
                 <w:b/>
               </w:rPr>
             </w:pPr>
@@ -242,7 +242,7 @@
               <w:spacing w:after="0" w:line="240" w:lineRule="auto"/>
               <w:jc w:val="center"/>
               <w:rPr>
-                <w:rFonts w:ascii="Tahoma" w:hAnsi="Tahoma" w:cs="Tahoma"/>
+                <w:rFonts w:cstheme="minorHAnsi"/>
                 <w:b/>
               </w:rPr>
             </w:pPr>
@@ -264,7 +264,7 @@
               <w:spacing w:after="0" w:line="240" w:lineRule="auto"/>
               <w:jc w:val="center"/>
               <w:rPr>
-                <w:rFonts w:ascii="Tahoma" w:hAnsi="Tahoma" w:cs="Tahoma"/>
+                <w:rFonts w:cstheme="minorHAnsi"/>
                 <w:b/>
               </w:rPr>
             </w:pPr>
@@ -285,7 +285,7 @@
               <w:spacing w:after="0" w:line="240" w:lineRule="auto"/>
               <w:jc w:val="center"/>
               <w:rPr>
-                <w:rFonts w:ascii="Tahoma" w:hAnsi="Tahoma" w:cs="Tahoma"/>
+                <w:rFonts w:cstheme="minorHAnsi"/>
                 <w:b/>
               </w:rPr>
             </w:pPr>
@@ -308,13 +308,13 @@
               <w:spacing w:after="0" w:line="240" w:lineRule="auto"/>
               <w:jc w:val="center"/>
               <w:rPr>
-                <w:rFonts w:ascii="Tahoma" w:hAnsi="Tahoma" w:cs="Tahoma"/>
+                <w:rFonts w:cstheme="minorHAnsi"/>
                 <w:b/>
               </w:rPr>
             </w:pPr>
             <w:r>
               <w:rPr>
-                <w:rFonts w:ascii="Tahoma" w:hAnsi="Tahoma" w:cs="Tahoma"/>
+                <w:rFonts w:cstheme="minorHAnsi"/>
                 <w:b/>
               </w:rPr>
               <w:t>SWITCHGEAR</w:t>
@@ -336,7 +336,7 @@
               <w:spacing w:after="0" w:line="240" w:lineRule="auto"/>
               <w:jc w:val="center"/>
               <w:rPr>
-                <w:rFonts w:ascii="Tahoma" w:hAnsi="Tahoma" w:cs="Tahoma"/>
+                <w:rFonts w:cstheme="minorHAnsi"/>
                 <w:b/>
               </w:rPr>
             </w:pPr>
@@ -357,20 +357,20 @@
               <w:spacing w:after="0" w:line="240" w:lineRule="auto"/>
               <w:jc w:val="center"/>
               <w:rPr>
-                <w:rFonts w:ascii="Tahoma" w:hAnsi="Tahoma" w:cs="Tahoma"/>
+                <w:rFonts w:cstheme="minorHAnsi"/>
                 <w:b/>
               </w:rPr>
             </w:pPr>
             <w:r>
               <w:rPr>
-                <w:rFonts w:ascii="Tahoma" w:hAnsi="Tahoma" w:cs="Tahoma"/>
+                <w:rFonts w:cstheme="minorHAnsi"/>
                 <w:b/>
               </w:rPr>
               <w:t xml:space="preserve">SWITCHGEAR </w:t>
             </w:r>
             <w:r>
               <w:rPr>
-                <w:rFonts w:ascii="Tahoma" w:hAnsi="Tahoma" w:cs="Tahoma"/>
+                <w:rFonts w:cstheme="minorHAnsi"/>
                 <w:b/>
               </w:rPr>
               <w:t>NAMEPLATE</w:t>
@@ -396,7 +396,7 @@
               <w:spacing w:after="0" w:line="240" w:lineRule="auto"/>
               <w:jc w:val="center"/>
               <w:rPr>
-                <w:rFonts w:ascii="Tahoma" w:hAnsi="Tahoma" w:cs="Tahoma"/>
+                <w:rFonts w:cstheme="minorHAnsi"/>
                 <w:b/>
               </w:rPr>
             </w:pPr>
@@ -418,27 +418,27 @@
               <w:spacing w:after="0" w:line="240" w:lineRule="auto"/>
               <w:jc w:val="center"/>
               <w:rPr>
-                <w:rFonts w:ascii="Tahoma" w:hAnsi="Tahoma" w:cs="Tahoma"/>
-                <w:b/>
-              </w:rPr>
-            </w:pPr>
-          </w:p>
-        </w:tc>
-        <w:tc>
-          <w:tcPr>
-            <w:tcW w:w="4819" w:type="dxa"/>
-            <w:tcBorders>
-              <w:left w:val="single" w:sz="4" w:space="0" w:color="auto"/>
-              <w:bottom w:val="single" w:sz="4" w:space="0" w:color="auto"/>
-            </w:tcBorders>
-            <w:vAlign w:val="center"/>
-          </w:tcPr>
-          <w:p>
-            <w:pPr>
-              <w:spacing w:after="0" w:line="240" w:lineRule="auto"/>
-              <w:jc w:val="center"/>
-              <w:rPr>
-                <w:rFonts w:ascii="Tahoma" w:hAnsi="Tahoma" w:cs="Tahoma"/>
+                <w:rFonts w:cstheme="minorHAnsi"/>
+                <w:b/>
+              </w:rPr>
+            </w:pPr>
+          </w:p>
+        </w:tc>
+        <w:tc>
+          <w:tcPr>
+            <w:tcW w:w="4819" w:type="dxa"/>
+            <w:tcBorders>
+              <w:left w:val="single" w:sz="4" w:space="0" w:color="auto"/>
+              <w:bottom w:val="single" w:sz="4" w:space="0" w:color="auto"/>
+            </w:tcBorders>
+            <w:vAlign w:val="center"/>
+          </w:tcPr>
+          <w:p>
+            <w:pPr>
+              <w:spacing w:after="0" w:line="240" w:lineRule="auto"/>
+              <w:jc w:val="center"/>
+              <w:rPr>
+                <w:rFonts w:cstheme="minorHAnsi"/>
                 <w:b/>
               </w:rPr>
             </w:pPr>
@@ -461,7 +461,7 @@
               <w:spacing w:after="0" w:line="240" w:lineRule="auto"/>
               <w:jc w:val="center"/>
               <w:rPr>
-                <w:rFonts w:ascii="Tahoma" w:hAnsi="Tahoma" w:cs="Tahoma"/>
+                <w:rFonts w:cstheme="minorHAnsi"/>
                 <w:b/>
               </w:rPr>
             </w:pPr>
@@ -482,7 +482,7 @@
               <w:spacing w:after="0" w:line="240" w:lineRule="auto"/>
               <w:jc w:val="center"/>
               <w:rPr>
-                <w:rFonts w:ascii="Tahoma" w:hAnsi="Tahoma" w:cs="Tahoma"/>
+                <w:rFonts w:cstheme="minorHAnsi"/>
                 <w:b/>
                 <w:u w:val="single"/>
               </w:rPr>
@@ -504,7 +504,7 @@
               <w:spacing w:after="0" w:line="240" w:lineRule="auto"/>
               <w:jc w:val="center"/>
               <w:rPr>
-                <w:rFonts w:ascii="Tahoma" w:hAnsi="Tahoma" w:cs="Tahoma"/>
+                <w:rFonts w:cstheme="minorHAnsi"/>
                 <w:b/>
               </w:rPr>
             </w:pPr>
@@ -527,13 +527,13 @@
               <w:spacing w:after="0" w:line="240" w:lineRule="auto"/>
               <w:jc w:val="center"/>
               <w:rPr>
-                <w:rFonts w:ascii="Tahoma" w:hAnsi="Tahoma" w:cs="Tahoma"/>
+                <w:rFonts w:cstheme="minorHAnsi"/>
                 <w:b/>
               </w:rPr>
             </w:pPr>
             <w:r>
               <w:rPr>
-                <w:rFonts w:ascii="Tahoma" w:hAnsi="Tahoma" w:cs="Tahoma"/>
+                <w:rFonts w:cstheme="minorHAnsi"/>
                 <w:b/>
               </w:rPr>
               <w:t>TRANSFORMER</w:t>
@@ -555,7 +555,7 @@
               <w:spacing w:after="0" w:line="240" w:lineRule="auto"/>
               <w:jc w:val="center"/>
               <w:rPr>
-                <w:rFonts w:ascii="Tahoma" w:hAnsi="Tahoma" w:cs="Tahoma"/>
+                <w:rFonts w:cstheme="minorHAnsi"/>
                 <w:b/>
                 <w:u w:val="single"/>
               </w:rPr>
@@ -577,13 +577,13 @@
               <w:spacing w:after="0" w:line="240" w:lineRule="auto"/>
               <w:jc w:val="center"/>
               <w:rPr>
-                <w:rFonts w:ascii="Tahoma" w:hAnsi="Tahoma" w:cs="Tahoma"/>
+                <w:rFonts w:cstheme="minorHAnsi"/>
                 <w:b/>
               </w:rPr>
             </w:pPr>
             <w:r>
               <w:rPr>
-                <w:rFonts w:ascii="Tahoma" w:hAnsi="Tahoma" w:cs="Tahoma"/>
+                <w:rFonts w:cstheme="minorHAnsi"/>
                 <w:b/>
               </w:rPr>
               <w:t>TRANSFORMER NAMEPLATE</w:t>
@@ -608,7 +608,7 @@
               <w:spacing w:after="0" w:line="240" w:lineRule="auto"/>
               <w:jc w:val="center"/>
               <w:rPr>
-                <w:rFonts w:ascii="Tahoma" w:hAnsi="Tahoma" w:cs="Tahoma"/>
+                <w:rFonts w:cstheme="minorHAnsi"/>
                 <w:b/>
               </w:rPr>
             </w:pPr>
@@ -630,7 +630,7 @@
               <w:spacing w:after="0" w:line="240" w:lineRule="auto"/>
               <w:jc w:val="center"/>
               <w:rPr>
-                <w:rFonts w:ascii="Tahoma" w:hAnsi="Tahoma" w:cs="Tahoma"/>
+                <w:rFonts w:cstheme="minorHAnsi"/>
                 <w:b/>
                 <w:u w:val="single"/>
               </w:rPr>
@@ -650,7 +650,7 @@
               <w:spacing w:after="0" w:line="240" w:lineRule="auto"/>
               <w:jc w:val="center"/>
               <w:rPr>
-                <w:rFonts w:ascii="Tahoma" w:hAnsi="Tahoma" w:cs="Tahoma"/>
+                <w:rFonts w:cstheme="minorHAnsi"/>
                 <w:b/>
               </w:rPr>
             </w:pPr>
@@ -659,7 +659,15 @@
       </w:tr>
     </w:tbl>
     <w:p>
+      <w:pPr>
+        <w:rPr>
+          <w:rFonts w:cstheme="minorHAnsi"/>
+        </w:rPr>
+      </w:pPr>
       <w:r>
+        <w:rPr>
+          <w:rFonts w:cstheme="minorHAnsi"/>
+        </w:rPr>
         <w:br w:type="page"/>
       </w:r>
     </w:p>
@@ -668,7 +676,7 @@
         <w:spacing w:after="0"/>
         <w:jc w:val="center"/>
         <w:rPr>
-          <w:rFonts w:ascii="Tahoma" w:hAnsi="Tahoma" w:cs="Tahoma"/>
+          <w:rFonts w:cstheme="minorHAnsi"/>
           <w:b/>
           <w:sz w:val="32"/>
           <w:szCs w:val="32"/>
@@ -677,7 +685,7 @@
       </w:pPr>
       <w:r>
         <w:rPr>
-          <w:rFonts w:ascii="Tahoma" w:hAnsi="Tahoma" w:cs="Tahoma"/>
+          <w:rFonts w:cstheme="minorHAnsi"/>
           <w:b/>
           <w:sz w:val="32"/>
           <w:szCs w:val="32"/>
@@ -688,7 +696,7 @@
       </w:r>
       <w:r>
         <w:rPr>
-          <w:rFonts w:ascii="Tahoma" w:hAnsi="Tahoma" w:cs="Tahoma"/>
+          <w:rFonts w:cstheme="minorHAnsi"/>
           <w:b/>
           <w:sz w:val="32"/>
           <w:szCs w:val="32"/>
@@ -701,7 +709,7 @@
       <w:pPr>
         <w:spacing w:after="0"/>
         <w:rPr>
-          <w:rFonts w:ascii="Tahoma" w:hAnsi="Tahoma" w:cs="Tahoma"/>
+          <w:rFonts w:cstheme="minorHAnsi"/>
           <w:b/>
           <w:u w:val="single"/>
         </w:rPr>
@@ -742,13 +750,13 @@
               <w:spacing w:after="0" w:line="240" w:lineRule="auto"/>
               <w:jc w:val="center"/>
               <w:rPr>
-                <w:rFonts w:ascii="Tahoma" w:hAnsi="Tahoma" w:cs="Tahoma"/>
+                <w:rFonts w:cstheme="minorHAnsi"/>
                 <w:b/>
               </w:rPr>
             </w:pPr>
             <w:r>
               <w:rPr>
-                <w:rFonts w:ascii="Tahoma" w:hAnsi="Tahoma" w:cs="Tahoma"/>
+                <w:rFonts w:cstheme="minorHAnsi"/>
                 <w:b/>
               </w:rPr>
               <w:t>FEEDER PILLAR</w:t>
@@ -770,40 +778,40 @@
               <w:spacing w:after="0" w:line="240" w:lineRule="auto"/>
               <w:jc w:val="center"/>
               <w:rPr>
-                <w:rFonts w:ascii="Tahoma" w:hAnsi="Tahoma" w:cs="Tahoma"/>
-                <w:b/>
-              </w:rPr>
-            </w:pPr>
-          </w:p>
-        </w:tc>
-        <w:tc>
-          <w:tcPr>
-            <w:tcW w:w="4819" w:type="dxa"/>
-            <w:tcBorders>
-              <w:left w:val="single" w:sz="4" w:space="0" w:color="auto"/>
-              <w:bottom w:val="single" w:sz="4" w:space="0" w:color="auto"/>
-            </w:tcBorders>
-            <w:vAlign w:val="center"/>
-          </w:tcPr>
-          <w:p>
-            <w:pPr>
-              <w:spacing w:after="0" w:line="240" w:lineRule="auto"/>
-              <w:jc w:val="center"/>
-              <w:rPr>
-                <w:rFonts w:ascii="Tahoma" w:hAnsi="Tahoma" w:cs="Tahoma"/>
+                <w:rFonts w:cstheme="minorHAnsi"/>
+                <w:b/>
+              </w:rPr>
+            </w:pPr>
+          </w:p>
+        </w:tc>
+        <w:tc>
+          <w:tcPr>
+            <w:tcW w:w="4819" w:type="dxa"/>
+            <w:tcBorders>
+              <w:left w:val="single" w:sz="4" w:space="0" w:color="auto"/>
+              <w:bottom w:val="single" w:sz="4" w:space="0" w:color="auto"/>
+            </w:tcBorders>
+            <w:vAlign w:val="center"/>
+          </w:tcPr>
+          <w:p>
+            <w:pPr>
+              <w:spacing w:after="0" w:line="240" w:lineRule="auto"/>
+              <w:jc w:val="center"/>
+              <w:rPr>
+                <w:rFonts w:cstheme="minorHAnsi"/>
                 <w:b/>
               </w:rPr>
             </w:pPr>
             <w:r>
               <w:rPr>
-                <w:rFonts w:ascii="Tahoma" w:hAnsi="Tahoma" w:cs="Tahoma"/>
+                <w:rFonts w:cstheme="minorHAnsi"/>
                 <w:b/>
               </w:rPr>
               <w:t>FEEDER PILLAR</w:t>
             </w:r>
             <w:r>
               <w:rPr>
-                <w:rFonts w:ascii="Tahoma" w:hAnsi="Tahoma" w:cs="Tahoma"/>
+                <w:rFonts w:cstheme="minorHAnsi"/>
                 <w:b/>
               </w:rPr>
               <w:t xml:space="preserve"> NAMEPLATE</w:t>
@@ -829,7 +837,7 @@
               <w:spacing w:after="0" w:line="240" w:lineRule="auto"/>
               <w:jc w:val="center"/>
               <w:rPr>
-                <w:rFonts w:ascii="Tahoma" w:hAnsi="Tahoma" w:cs="Tahoma"/>
+                <w:rFonts w:cstheme="minorHAnsi"/>
                 <w:b/>
               </w:rPr>
             </w:pPr>
@@ -851,27 +859,27 @@
               <w:spacing w:after="0" w:line="240" w:lineRule="auto"/>
               <w:jc w:val="center"/>
               <w:rPr>
-                <w:rFonts w:ascii="Tahoma" w:hAnsi="Tahoma" w:cs="Tahoma"/>
-                <w:b/>
-              </w:rPr>
-            </w:pPr>
-          </w:p>
-        </w:tc>
-        <w:tc>
-          <w:tcPr>
-            <w:tcW w:w="4819" w:type="dxa"/>
-            <w:tcBorders>
-              <w:left w:val="single" w:sz="4" w:space="0" w:color="auto"/>
-              <w:bottom w:val="single" w:sz="4" w:space="0" w:color="auto"/>
-            </w:tcBorders>
-            <w:vAlign w:val="center"/>
-          </w:tcPr>
-          <w:p>
-            <w:pPr>
-              <w:spacing w:after="0" w:line="240" w:lineRule="auto"/>
-              <w:jc w:val="center"/>
-              <w:rPr>
-                <w:rFonts w:ascii="Tahoma" w:hAnsi="Tahoma" w:cs="Tahoma"/>
+                <w:rFonts w:cstheme="minorHAnsi"/>
+                <w:b/>
+              </w:rPr>
+            </w:pPr>
+          </w:p>
+        </w:tc>
+        <w:tc>
+          <w:tcPr>
+            <w:tcW w:w="4819" w:type="dxa"/>
+            <w:tcBorders>
+              <w:left w:val="single" w:sz="4" w:space="0" w:color="auto"/>
+              <w:bottom w:val="single" w:sz="4" w:space="0" w:color="auto"/>
+            </w:tcBorders>
+            <w:vAlign w:val="center"/>
+          </w:tcPr>
+          <w:p>
+            <w:pPr>
+              <w:spacing w:after="0" w:line="240" w:lineRule="auto"/>
+              <w:jc w:val="center"/>
+              <w:rPr>
+                <w:rFonts w:cstheme="minorHAnsi"/>
                 <w:b/>
               </w:rPr>
             </w:pPr>
@@ -894,7 +902,7 @@
               <w:spacing w:after="0" w:line="240" w:lineRule="auto"/>
               <w:jc w:val="center"/>
               <w:rPr>
-                <w:rFonts w:ascii="Tahoma" w:hAnsi="Tahoma" w:cs="Tahoma"/>
+                <w:rFonts w:cstheme="minorHAnsi"/>
                 <w:b/>
               </w:rPr>
             </w:pPr>
@@ -916,7 +924,7 @@
               <w:spacing w:after="0" w:line="240" w:lineRule="auto"/>
               <w:jc w:val="center"/>
               <w:rPr>
-                <w:rFonts w:ascii="Tahoma" w:hAnsi="Tahoma" w:cs="Tahoma"/>
+                <w:rFonts w:cstheme="minorHAnsi"/>
                 <w:b/>
               </w:rPr>
             </w:pPr>
@@ -937,7 +945,7 @@
               <w:spacing w:after="0" w:line="240" w:lineRule="auto"/>
               <w:jc w:val="center"/>
               <w:rPr>
-                <w:rFonts w:ascii="Tahoma" w:hAnsi="Tahoma" w:cs="Tahoma"/>
+                <w:rFonts w:cstheme="minorHAnsi"/>
                 <w:b/>
               </w:rPr>
             </w:pPr>
@@ -960,14 +968,14 @@
               <w:spacing w:after="0" w:line="240" w:lineRule="auto"/>
               <w:jc w:val="center"/>
               <w:rPr>
-                <w:rFonts w:ascii="Tahoma" w:hAnsi="Tahoma" w:cs="Tahoma"/>
+                <w:rFonts w:cstheme="minorHAnsi"/>
                 <w:b/>
               </w:rPr>
             </w:pPr>
             <w:bookmarkStart w:id="0" w:name="_Hlk156929591"/>
             <w:r>
               <w:rPr>
-                <w:rFonts w:ascii="Tahoma" w:hAnsi="Tahoma" w:cs="Tahoma"/>
+                <w:rFonts w:cstheme="minorHAnsi"/>
                 <w:b/>
               </w:rPr>
               <w:t>EFI</w:t>
@@ -989,7 +997,7 @@
               <w:spacing w:after="0" w:line="240" w:lineRule="auto"/>
               <w:jc w:val="center"/>
               <w:rPr>
-                <w:rFonts w:ascii="Tahoma" w:hAnsi="Tahoma" w:cs="Tahoma"/>
+                <w:rFonts w:cstheme="minorHAnsi"/>
                 <w:b/>
               </w:rPr>
             </w:pPr>
@@ -1011,13 +1019,13 @@
               <w:spacing w:after="0" w:line="240" w:lineRule="auto"/>
               <w:jc w:val="center"/>
               <w:rPr>
-                <w:rFonts w:ascii="Tahoma" w:hAnsi="Tahoma" w:cs="Tahoma"/>
+                <w:rFonts w:cstheme="minorHAnsi"/>
                 <w:b/>
               </w:rPr>
             </w:pPr>
             <w:r>
               <w:rPr>
-                <w:rFonts w:ascii="Tahoma" w:hAnsi="Tahoma" w:cs="Tahoma"/>
+                <w:rFonts w:cstheme="minorHAnsi"/>
                 <w:b/>
               </w:rPr>
               <w:t>SF6 INDICATOR</w:t>
@@ -1043,7 +1051,7 @@
               <w:spacing w:after="0" w:line="240" w:lineRule="auto"/>
               <w:jc w:val="center"/>
               <w:rPr>
-                <w:rFonts w:ascii="Tahoma" w:hAnsi="Tahoma" w:cs="Tahoma"/>
+                <w:rFonts w:cstheme="minorHAnsi"/>
                 <w:b/>
               </w:rPr>
             </w:pPr>
@@ -1065,7 +1073,7 @@
               <w:spacing w:after="0" w:line="240" w:lineRule="auto"/>
               <w:jc w:val="center"/>
               <w:rPr>
-                <w:rFonts w:ascii="Tahoma" w:hAnsi="Tahoma" w:cs="Tahoma"/>
+                <w:rFonts w:cstheme="minorHAnsi"/>
                 <w:b/>
               </w:rPr>
             </w:pPr>
@@ -1087,7 +1095,7 @@
               <w:spacing w:after="0" w:line="240" w:lineRule="auto"/>
               <w:jc w:val="center"/>
               <w:rPr>
-                <w:rFonts w:ascii="Tahoma" w:hAnsi="Tahoma" w:cs="Tahoma"/>
+                <w:rFonts w:cstheme="minorHAnsi"/>
                 <w:b/>
               </w:rPr>
             </w:pPr>
@@ -1111,7 +1119,7 @@
               <w:spacing w:after="0" w:line="240" w:lineRule="auto"/>
               <w:jc w:val="center"/>
               <w:rPr>
-                <w:rFonts w:ascii="Tahoma" w:hAnsi="Tahoma" w:cs="Tahoma"/>
+                <w:rFonts w:cstheme="minorHAnsi"/>
                 <w:b/>
               </w:rPr>
             </w:pPr>
@@ -1132,7 +1140,7 @@
               <w:spacing w:after="0" w:line="240" w:lineRule="auto"/>
               <w:jc w:val="center"/>
               <w:rPr>
-                <w:rFonts w:ascii="Tahoma" w:hAnsi="Tahoma" w:cs="Tahoma"/>
+                <w:rFonts w:cstheme="minorHAnsi"/>
                 <w:b/>
                 <w:u w:val="single"/>
               </w:rPr>
@@ -1154,7 +1162,7 @@
               <w:spacing w:after="0" w:line="240" w:lineRule="auto"/>
               <w:jc w:val="center"/>
               <w:rPr>
-                <w:rFonts w:ascii="Tahoma" w:hAnsi="Tahoma" w:cs="Tahoma"/>
+                <w:rFonts w:cstheme="minorHAnsi"/>
                 <w:b/>
               </w:rPr>
             </w:pPr>
@@ -1178,13 +1186,13 @@
               <w:spacing w:after="0" w:line="240" w:lineRule="auto"/>
               <w:jc w:val="center"/>
               <w:rPr>
-                <w:rFonts w:ascii="Tahoma" w:hAnsi="Tahoma" w:cs="Tahoma"/>
+                <w:rFonts w:cstheme="minorHAnsi"/>
                 <w:b/>
               </w:rPr>
             </w:pPr>
             <w:r>
               <w:rPr>
-                <w:rFonts w:ascii="Tahoma" w:hAnsi="Tahoma" w:cs="Tahoma"/>
+                <w:rFonts w:cstheme="minorHAnsi"/>
                 <w:b/>
               </w:rPr>
               <w:t>TRANSFORMER OIL LEVEL INDICATOR</w:t>
@@ -1206,7 +1214,7 @@
               <w:spacing w:after="0" w:line="240" w:lineRule="auto"/>
               <w:jc w:val="center"/>
               <w:rPr>
-                <w:rFonts w:ascii="Tahoma" w:hAnsi="Tahoma" w:cs="Tahoma"/>
+                <w:rFonts w:cstheme="minorHAnsi"/>
                 <w:b/>
                 <w:u w:val="single"/>
               </w:rPr>
@@ -1228,7 +1236,7 @@
               <w:spacing w:after="0" w:line="240" w:lineRule="auto"/>
               <w:jc w:val="center"/>
               <w:rPr>
-                <w:rFonts w:ascii="Tahoma" w:hAnsi="Tahoma" w:cs="Tahoma"/>
+                <w:rFonts w:cstheme="minorHAnsi"/>
                 <w:b/>
               </w:rPr>
             </w:pPr>
@@ -1255,7 +1263,7 @@
               <w:spacing w:after="0" w:line="240" w:lineRule="auto"/>
               <w:jc w:val="center"/>
               <w:rPr>
-                <w:rFonts w:ascii="Tahoma" w:hAnsi="Tahoma" w:cs="Tahoma"/>
+                <w:rFonts w:cstheme="minorHAnsi"/>
                 <w:b/>
               </w:rPr>
             </w:pPr>
@@ -1277,7 +1285,7 @@
               <w:spacing w:after="0" w:line="240" w:lineRule="auto"/>
               <w:jc w:val="center"/>
               <w:rPr>
-                <w:rFonts w:ascii="Tahoma" w:hAnsi="Tahoma" w:cs="Tahoma"/>
+                <w:rFonts w:cstheme="minorHAnsi"/>
                 <w:b/>
                 <w:u w:val="single"/>
               </w:rPr>
@@ -1300,7 +1308,7 @@
               <w:spacing w:after="0" w:line="240" w:lineRule="auto"/>
               <w:jc w:val="center"/>
               <w:rPr>
-                <w:rFonts w:ascii="Tahoma" w:hAnsi="Tahoma" w:cs="Tahoma"/>
+                <w:rFonts w:cstheme="minorHAnsi"/>
                 <w:b/>
               </w:rPr>
             </w:pPr>
@@ -1308,7 +1316,13 @@
         </w:tc>
       </w:tr>
     </w:tbl>
-    <w:p/>
+    <w:p>
+      <w:pPr>
+        <w:rPr>
+          <w:rFonts w:cstheme="minorHAnsi"/>
+        </w:rPr>
+      </w:pPr>
+    </w:p>
     <w:sectPr>
       <w:pgSz w:w="11907" w:h="16839" w:code="9"/>
       <w:pgMar w:top="851" w:right="1134" w:bottom="568" w:left="1418" w:header="426" w:footer="720" w:gutter="0"/>
